--- a/전화번호/전화 연락처 조정작업.docx
+++ b/전화번호/전화 연락처 조정작업.docx
@@ -397,7 +397,13 @@
         <w:rPr>
           <w:rFonts w:hint="eastAsia"/>
         </w:rPr>
-        <w:t xml:space="preserve"> 10명은 제가 별도 입력했습니다.</w:t>
+        <w:t xml:space="preserve"> 8</w:t>
+      </w:r>
+      <w:r>
+        <w:rPr>
+          <w:rFonts w:hint="eastAsia"/>
+        </w:rPr>
+        <w:t>명은 제가 별도 입력했습니다.</w:t>
       </w:r>
       <w:r>
         <w:rPr>
@@ -476,7 +482,19 @@
         <w:rPr>
           <w:rFonts w:hint="eastAsia"/>
         </w:rPr>
-        <w:t>fn_orcer</w:t>
+        <w:t>fn_or</w:t>
+      </w:r>
+      <w:r>
+        <w:rPr>
+          <w:rFonts w:hint="eastAsia"/>
+        </w:rPr>
+        <w:t>d</w:t>
+      </w:r>
+      <w:r>
+        <w:rPr>
+          <w:rFonts w:hint="eastAsia"/>
+        </w:rPr>
+        <w:t>er</w:t>
       </w:r>
       <w:proofErr w:type="spellEnd"/>
       <w:r>
